--- a/Documentação/Word/Sprint18_Task018_CriacaoDaDescricaoDosObjetivosDoSistema.docx
+++ b/Documentação/Word/Sprint18_Task018_CriacaoDaDescricaoDosObjetivosDoSistema.docx
@@ -476,7 +476,7 @@
           </w:tcPr>
           <w:p>
             <w:r>
-              <w:t>26/05//2026</w:t>
+              <w:t>26/05/2026</w:t>
             </w:r>
           </w:p>
         </w:tc>
